--- a/02_FourGroup_Interaction_KM/Methods_FourGroup_Interaction_KM.docx
+++ b/02_FourGroup_Interaction_KM/Methods_FourGroup_Interaction_KM.docx
@@ -3702,7 +3702,7 @@
         <w:pStyle w:val="Normal"/>
       </w:pPr>
       <w:r>
-        <w:t xml:space="preserve">R version: R version 4.5.1 (2025-06-13). Platform: aarch64-apple-darwin20. Date: 2026-04-26</w:t>
+        <w:t xml:space="preserve">R version: R version 4.5.1 (2025-06-13). Platform: aarch64-apple-darwin20. Date: 2026-05-02</w:t>
       </w:r>
     </w:p>
     <w:sectPr>
